--- a/KURIKULUM2026_REVISI/012_ANALISIS_KRITIS_JALUR_PONDASI_DAN_TREE_PRASYARAT.docx
+++ b/KURIKULUM2026_REVISI/012_ANALISIS_KRITIS_JALUR_PONDASI_DAN_TREE_PRASYARAT.docx
@@ -658,45 +658,45 @@
               <w:br/>
               <w:t xml:space="preserve">   │</w:t>
               <w:br/>
-              <w:t>[SEM 7]  ├── STA-04 MLOps &amp; AI Model Deployment (+P) ─────────┐</w:t>
+              <w:t>[SEM 7]  ├── STA-701 MLOps &amp; AI Model Deployment (+P) ─────────┐</w:t>
               <w:br/>
-              <w:t xml:space="preserve">         ├── STA-05 Natural Language Processing &amp; LLM (+P) ────┤</w:t>
+              <w:t xml:space="preserve">         ├── STA-702 Natural Language Processing &amp; LLM (+P) ────┤</w:t>
               <w:br/>
-              <w:t xml:space="preserve">         ├── STA-06 Smart Surveillance &amp; Vision Analytics ─────┤</w:t>
+              <w:t xml:space="preserve">         ├── STA-703 Smart Surveillance &amp; Vision Analytics ─────┤</w:t>
               <w:br/>
               <w:t xml:space="preserve">         │                                                     │</w:t>
               <w:br/>
-              <w:t>[SEM 6]  ├── STI-601 Integrasi Layanan Cerdas AI (+P) ─────────┤</w:t>
+              <w:t>[SEM 6]  ├── STI-624 Integrasi Layanan Cerdas AI (+P) ─────────┤</w:t>
               <w:br/>
-              <w:t xml:space="preserve">         ├── STA-03 Sistem Agen Cerdas &amp; Multi-Agent (+P) ─────┤</w:t>
+              <w:t xml:space="preserve">         ├── STA-602 Sistem Agen Cerdas &amp; Multi-Agent (+P) ─────┤</w:t>
               <w:br/>
-              <w:t xml:space="preserve">         ├── STA-02 Metode Komputasi Numerik Terapan (+P) ─────┤</w:t>
+              <w:t xml:space="preserve">         ├── STA-601 Metode Komputasi Numerik Terapan (+P) ─────┤</w:t>
               <w:br/>
               <w:t xml:space="preserve">         │                                                     │</w:t>
               <w:br/>
-              <w:t>[SEM 5]  ├── STI-501 Deep Learning &amp; Neural Networks (+P) ─────┴── STI-401 Machine Learning (+P) [SEM 4]</w:t>
+              <w:t>[SEM 6]  ├── STI-626 Deep Learning &amp; Neural Networks (+P) ─────┴── STI-413 Machine Learning (+P) [SEM 4]</w:t>
               <w:br/>
               <w:t xml:space="preserve">         │                                                           │</w:t>
               <w:br/>
-              <w:t xml:space="preserve">         ├── STI-503 Data Mining &amp; Visualisasi Data (+P) ────────────┼── STI-402 Data Warehouse &amp; BI [SEM 4]</w:t>
+              <w:t xml:space="preserve">         ├── STI-520 Data Mining &amp; Visualisasi Data (+P) ────────────┼── STI-415 Data Warehouse &amp; BI [SEM 4]</w:t>
               <w:br/>
               <w:t xml:space="preserve">         │                                                           │</w:t>
               <w:br/>
-              <w:t xml:space="preserve">         ├── STA-01 Decision Support Systems (+P) ───────────────────┼── STI-403 Pengantar NLP &amp; IR [SEM 4]</w:t>
+              <w:t xml:space="preserve">         ├── STA-501 Decision Support Systems (+P) ───────────────────┼── STI-414 Pengantar NLP &amp; IR [SEM 4]</w:t>
               <w:br/>
               <w:t xml:space="preserve">         │                                                           │     │</w:t>
               <w:br/>
-              <w:t>[SEM 4]  └── STI-401 Machine Learning (+P) ──────────────────────────┴─────┼── STI-302 Sistem Cerdas [SEM 3]</w:t>
+              <w:t>[SEM 4]  └── STI-413 Machine Learning (+P) ──────────────────────────┴─────┼── STI-307 Sistem Cerdas [SEM 3]</w:t>
               <w:br/>
               <w:t xml:space="preserve">               │                                                           │     │</w:t>
               <w:br/>
-              <w:t>[SEM 3]        └── STI-302 Sistem Cerdas [SEM 3] ──────────────────────────┼─────┴── STI-201 Matdis &amp; STI-202 Aljabar [SEM 2]</w:t>
+              <w:t>[SEM 3]        └── STI-307 Sistem Cerdas [SEM 3] ──────────────────────────┼─────┴── STI-204 Matdis &amp; STI-205 Aljabar [SEM 2]</w:t>
               <w:br/>
               <w:t xml:space="preserve">                     │                                                     │</w:t>
               <w:br/>
-              <w:t>[SEM 2]              ├── STI-201 Matematika Diskrit dan Logika ────────────┼── STI-103 Arsitektur &amp; Organisasi STI [SEM 1]</w:t>
+              <w:t>[SEM 2]              ├── STI-204 Matematika Diskrit dan Logika ────────────┼── STI-103 Arsitektur &amp; Organisasi STI [SEM 1]</w:t>
               <w:br/>
-              <w:t xml:space="preserve">                     ├── STI-202 Aljabar Linear Terapan &amp; Matriks ─────────┼── STI-102 Kalkulus [SEM 1]</w:t>
+              <w:t xml:space="preserve">                     ├── STI-205 Aljabar Linear Terapan &amp; Matriks ─────────┼── STI-102 Kalkulus [SEM 1]</w:t>
               <w:br/>
               <w:t xml:space="preserve">                     ├── FST-207 Sistem Basis Data (+P) ───────────────────┼── FST-102 Algoritma &amp; Pemrograman [SEM 1]</w:t>
               <w:br/>
@@ -739,7 +739,7 @@
           <w:color w:val="262626"/>
           <w:sz w:val="21"/>
         </w:rPr>
-        <w:t>Peran Kunci `STI-403 Pengantar NLP &amp; IR` (Sem 4):</w:t>
+        <w:t>Peran Kunci `STI-414 Pengantar NLP &amp; IR` (Sem 4):</w:t>
       </w:r>
       <w:r>
         <w:rPr>
@@ -755,7 +755,7 @@
           <w:color w:val="A02828"/>
           <w:sz w:val="20"/>
         </w:rPr>
-        <w:t>STA-05 Conversational AI</w:t>
+        <w:t>STA-702 Conversational AI</w:t>
       </w:r>
       <w:r>
         <w:rPr>
@@ -794,7 +794,7 @@
           <w:color w:val="A02828"/>
           <w:sz w:val="20"/>
         </w:rPr>
-        <w:t>STI-401 Machine Learning</w:t>
+        <w:t>STI-413 Machine Learning</w:t>
       </w:r>
       <w:r>
         <w:rPr>
@@ -827,7 +827,7 @@
           <w:color w:val="A02828"/>
           <w:sz w:val="20"/>
         </w:rPr>
-        <w:t>STI-501 Deep Learning</w:t>
+        <w:t>STI-626 Deep Learning</w:t>
       </w:r>
       <w:r>
         <w:rPr>
@@ -835,7 +835,7 @@
           <w:color w:val="262626"/>
           <w:sz w:val="21"/>
         </w:rPr>
-        <w:t xml:space="preserve"> (Sem 5) yang memperdalam </w:t>
+        <w:t xml:space="preserve"> (Sem 6) yang memperdalam </w:t>
       </w:r>
       <w:r>
         <w:rPr>
@@ -883,7 +883,7 @@
           <w:color w:val="A02828"/>
           <w:sz w:val="20"/>
         </w:rPr>
-        <w:t>STA-04 MLOps</w:t>
+        <w:t>STA-701 MLOps</w:t>
       </w:r>
       <w:r>
         <w:rPr>
@@ -964,37 +964,37 @@
               <w:br/>
               <w:t xml:space="preserve">   │</w:t>
               <w:br/>
-              <w:t>[SEM 7]  ├── STB-04 IT Governance &amp; Compliance COBIT 2019 ────┐</w:t>
+              <w:t>[SEM 7]  ├── STB-701 IT Governance &amp; Compliance COBIT 2019 ────┐</w:t>
               <w:br/>
-              <w:t xml:space="preserve">         ├── STB-05 Keamanan Cloud &amp; Kriptografi Terapan ──────┤</w:t>
+              <w:t xml:space="preserve">         ├── STB-702 Keamanan Cloud &amp; Kriptografi Terapan ──────┤</w:t>
               <w:br/>
-              <w:t xml:space="preserve">         ├── STB-06 Rekayasa Ketahanan Sistem &amp; SRE (+P) ──────┤</w:t>
+              <w:t xml:space="preserve">         ├── STB-703 Rekayasa Ketahanan Sistem &amp; SRE (+P) ──────┤</w:t>
               <w:br/>
               <w:t xml:space="preserve">         │                                                     │</w:t>
               <w:br/>
-              <w:t>[SEM 6]  ├── STB-02 Cloud Architecture &amp; DevOps (+P) ──────────┼── STI-404 Komputasi Awan (Cloud) [SEM 4]</w:t>
+              <w:t>[SEM 6]  ├── STB-601 Cloud Architecture &amp; DevOps (+P) ──────────┼── STI-417 Komputasi Awan (Cloud) [SEM 4]</w:t>
               <w:br/>
-              <w:t xml:space="preserve">         ├── STB-03 Penetration Testing &amp; Red Teaming (+P) ────┤     │</w:t>
+              <w:t xml:space="preserve">         ├── STB-602 Penetration Testing &amp; Red Teaming (+P) ────┤     │</w:t>
               <w:br/>
-              <w:t xml:space="preserve">         ├── STI-603 Keamanan Informasi Lanjut ────────────────┤     │</w:t>
+              <w:t xml:space="preserve">         ├── STI-519 Keamanan Informasi Lanjut ────────────────┤     │</w:t>
               <w:br/>
               <w:t xml:space="preserve">         │                                                     │     │</w:t>
               <w:br/>
-              <w:t>[SEM 5]  ├── STI-504 Internet of Things (IoT) (+P) ────────────┼── STI-307 Jaringan Komputer [SEM 3]</w:t>
+              <w:t>[SEM 5]  ├── STI-521 Internet of Things (IoT) (+P) ────────────┼── STI-312 Jaringan Komputer [SEM 3]</w:t>
               <w:br/>
-              <w:t xml:space="preserve">         ├── STB-01 Keamanan Jaringan &amp; Forensik Digital ──────┤     │</w:t>
+              <w:t xml:space="preserve">         ├── STB-501 Keamanan Jaringan &amp; Forensik Digital ──────┤     │</w:t>
               <w:br/>
               <w:t xml:space="preserve">         │                                                     │     │</w:t>
               <w:br/>
-              <w:t>[SEM 4]  ├── STI-404 Komputasi Awan (Cloud Computing) ─────────┴─────┼── STI-305 Sistem Operasi [SEM 3]</w:t>
+              <w:t>[SEM 4]  ├── STI-417 Komputasi Awan (Cloud Computing) ─────────┴─────┼── STI-310 Sistem Operasi [SEM 3]</w:t>
               <w:br/>
-              <w:t xml:space="preserve">         └── STI-405 Dasar Keamanan Informasi ───────────────────────┘     │</w:t>
+              <w:t xml:space="preserve">         └── STI-418 Dasar Keamanan Informasi ───────────────────────┘     │</w:t>
               <w:br/>
               <w:t xml:space="preserve">               │                                                           │</w:t>
               <w:br/>
-              <w:t>[SEM 3]        ├── STI-307 Jaringan Komputer (+P) ─────────────────────────┼── STI-103 Arsitektur &amp; Organisasi STI [SEM 1]</w:t>
+              <w:t>[SEM 3]        ├── STI-312 Jaringan Komputer (+P) ─────────────────────────┼── STI-103 Arsitektur &amp; Organisasi STI [SEM 1]</w:t>
               <w:br/>
-              <w:t xml:space="preserve">               └── STI-305 Sistem Operasi ─────────────────────────────────┴── STI-103 Arsitektur &amp; Organisasi STI [SEM 1]</w:t>
+              <w:t xml:space="preserve">               └── STI-310 Sistem Operasi ─────────────────────────────────┴── STI-103 Arsitektur &amp; Organisasi STI [SEM 1]</w:t>
               <w:br/>
               <w:t xml:space="preserve">                     │                                                          │</w:t>
               <w:br/>
@@ -1055,7 +1055,7 @@
           <w:color w:val="A02828"/>
           <w:sz w:val="20"/>
         </w:rPr>
-        <w:t>STI-305 Sistem Operasi</w:t>
+        <w:t>STI-310 Sistem Operasi</w:t>
       </w:r>
       <w:r>
         <w:rPr>
@@ -1071,7 +1071,7 @@
           <w:color w:val="A02828"/>
           <w:sz w:val="20"/>
         </w:rPr>
-        <w:t>STI-307 Jaringan Komputer</w:t>
+        <w:t>STI-312 Jaringan Komputer</w:t>
       </w:r>
       <w:r>
         <w:rPr>
@@ -1103,7 +1103,7 @@
           <w:color w:val="A02828"/>
           <w:sz w:val="20"/>
         </w:rPr>
-        <w:t>STI-404 Cloud</w:t>
+        <w:t>STI-417 Cloud</w:t>
       </w:r>
       <w:r>
         <w:rPr>
@@ -1119,7 +1119,7 @@
           <w:color w:val="A02828"/>
           <w:sz w:val="20"/>
         </w:rPr>
-        <w:t>STI-405 Security</w:t>
+        <w:t>STI-418 Security</w:t>
       </w:r>
       <w:r>
         <w:rPr>
@@ -1194,7 +1194,7 @@
           <w:color w:val="A02828"/>
           <w:sz w:val="20"/>
         </w:rPr>
-        <w:t>STI-405</w:t>
+        <w:t>STI-418</w:t>
       </w:r>
       <w:r>
         <w:rPr>
@@ -1224,7 +1224,7 @@
           <w:color w:val="A02828"/>
           <w:sz w:val="20"/>
         </w:rPr>
-        <w:t>STB-01</w:t>
+        <w:t>STB-501</w:t>
       </w:r>
       <w:r>
         <w:rPr>
@@ -1246,7 +1246,7 @@
           <w:color w:val="262626"/>
           <w:sz w:val="21"/>
         </w:rPr>
-        <w:t>Sem 6: Ethical Hacking, OWASP Top 10, Kali Linux (</w:t>
+        <w:t>Sem 5: Keamanan Lanjut (</w:t>
       </w:r>
       <w:r>
         <w:rPr>
@@ -1254,7 +1254,7 @@
           <w:color w:val="A02828"/>
           <w:sz w:val="20"/>
         </w:rPr>
-        <w:t>STB-03</w:t>
+        <w:t>STI-519</w:t>
       </w:r>
       <w:r>
         <w:rPr>
@@ -1262,7 +1262,7 @@
           <w:color w:val="262626"/>
           <w:sz w:val="21"/>
         </w:rPr>
-        <w:t xml:space="preserve"> &amp; </w:t>
+        <w:t>), Sem 6: Ethical Hacking (</w:t>
       </w:r>
       <w:r>
         <w:rPr>
@@ -1270,7 +1270,7 @@
           <w:color w:val="A02828"/>
           <w:sz w:val="20"/>
         </w:rPr>
-        <w:t>STI-603</w:t>
+        <w:t>STB-602</w:t>
       </w:r>
       <w:r>
         <w:rPr>
@@ -1300,7 +1300,7 @@
           <w:color w:val="A02828"/>
           <w:sz w:val="20"/>
         </w:rPr>
-        <w:t>STB-04</w:t>
+        <w:t>STB-701</w:t>
       </w:r>
       <w:r>
         <w:rPr>
@@ -1316,7 +1316,7 @@
           <w:color w:val="A02828"/>
           <w:sz w:val="20"/>
         </w:rPr>
-        <w:t>STB-05</w:t>
+        <w:t>STB-702</w:t>
       </w:r>
       <w:r>
         <w:rPr>
@@ -1397,43 +1397,43 @@
               <w:br/>
               <w:t xml:space="preserve">   │</w:t>
               <w:br/>
-              <w:t>[SEM 7]  ├── STC-04 Spatial Computing &amp; XR Development (+P) ──┐</w:t>
+              <w:t>[SEM 7]  ├── STC-701 Spatial Computing &amp; XR Development (+P) ──┐</w:t>
               <w:br/>
-              <w:t xml:space="preserve">         ├── STC-05 Arsitektur SaaS &amp; Multi-Tenancy (+P) ──────┤</w:t>
+              <w:t xml:space="preserve">         ├── STC-702 Arsitektur SaaS &amp; Multi-Tenancy (+P) ──────┤</w:t>
               <w:br/>
-              <w:t xml:space="preserve">         ├── STC-06 Manajemen Produk Digital &amp; Growth ─────────┤</w:t>
+              <w:t xml:space="preserve">         ├── STC-703 Manajemen Produk Digital &amp; Growth ─────────┤</w:t>
               <w:br/>
               <w:t xml:space="preserve">         │                                                     │</w:t>
               <w:br/>
-              <w:t>[SEM 6]  ├── STI-604 Digital Platform Engineering (+P) ────────┼── STI-407 Web Back End Development [SEM 4]</w:t>
+              <w:t>[SEM 6]  ├── STI-627 Digital Platform Engineering (+P) ────────┼── STI-416 Web Back End Development [SEM 4]</w:t>
               <w:br/>
-              <w:t xml:space="preserve">         ├── STC-02 Rekayasa &amp; Otomasi Proses Bisnis BPMN ─────┤     │</w:t>
+              <w:t xml:space="preserve">         ├── STC-601 Rekayasa &amp; Otomasi Proses Bisnis BPMN ─────┤     │</w:t>
               <w:br/>
-              <w:t xml:space="preserve">         ├── STC-03 Pengembangan Aplikasi Vertikal Industri ───┤     │</w:t>
+              <w:t xml:space="preserve">         ├── STC-602 Pengembangan Aplikasi Vertikal Industri ───┤     │</w:t>
               <w:br/>
               <w:t xml:space="preserve">         │                                                     │     │</w:t>
               <w:br/>
-              <w:t>[SEM 5]  ├── STI-505 Pemrograman Aplikasi Mobile (+P) ─────────┼── STI-306 Web Front End Development [SEM 3]</w:t>
+              <w:t>[SEM 5]  ├── STI-522 Pemrograman Aplikasi Mobile (+P) ─────────┼── STI-311 Web Front End Development [SEM 3]</w:t>
               <w:br/>
-              <w:t xml:space="preserve">         ├── STC-01 Advanced UX Research &amp; Design System ──────┤     │</w:t>
+              <w:t xml:space="preserve">         ├── STC-501 Advanced UX Research &amp; Design System ──────┤     │</w:t>
               <w:br/>
               <w:t xml:space="preserve">         │                                                     │     │</w:t>
               <w:br/>
-              <w:t>[SEM 4]  └── STI-407 Web Back End Development (+P) ────────────┴─────┼── STI-304 Rekayasa Perangkat Lunak [SEM 3]</w:t>
+              <w:t>[SEM 4]  └── STI-416 Web Back End Development (+P) ────────────┴─────┼── STI-309 Rekayasa Perangkat Lunak [SEM 3]</w:t>
               <w:br/>
               <w:t xml:space="preserve">               │                                                     │     │</w:t>
               <w:br/>
-              <w:t>[SEM 3]        ├── STI-306 Pemrograman Web Front-End (+P) ───────────┼── STI-303 UI/UX Design [SEM 3]</w:t>
+              <w:t>[SEM 3]        ├── STI-311 Pemrograman Web Front-End (+P) ───────────┼── STI-308 UI/UX Design [SEM 3]</w:t>
               <w:br/>
-              <w:t xml:space="preserve">               ├── STI-304 Rekayasa Perangkat Lunak ─────────────────┼── STI-301 Analisis &amp; Desain SI [SEM 3]</w:t>
+              <w:t xml:space="preserve">               ├── STI-309 Rekayasa Perangkat Lunak ─────────────────┼── STI-306 Analisis &amp; Desain SI [SEM 3]</w:t>
               <w:br/>
-              <w:t xml:space="preserve">               ├── STI-303 UI/UX Design &amp; Prototyping (+P) ──────────┤     │</w:t>
+              <w:t xml:space="preserve">               ├── STI-308 UI/UX Design &amp; Prototyping (+P) ──────────┤     │</w:t>
               <w:br/>
-              <w:t xml:space="preserve">               └── STI-301 Analisis &amp; Perancangan SI ────────────────┴── FST-207 Sistem Basis Data [SEM 2]</w:t>
+              <w:t xml:space="preserve">               └── STI-306 Analisis &amp; Perancangan SI ────────────────┴── FST-207 Sistem Basis Data [SEM 2]</w:t>
               <w:br/>
               <w:t xml:space="preserve">                     │                                                     │</w:t>
               <w:br/>
-              <w:t>[SEM 2]              ├── STI-202 Pemrograman Berorientasi Objek (+P) ──────┴── STI-201 Struktur Data [SEM 2]</w:t>
+              <w:t>[SEM 2]              ├── STI-205 Pemrograman Berorientasi Objek (+P) ──────┴── STI-204 Struktur Data [SEM 2]</w:t>
               <w:br/>
               <w:t xml:space="preserve">                     └── FST-207 Sistem Basis Data (+P) ────────────────────── STI-101 Algoritma &amp; Pemrograman [SEM 1]</w:t>
             </w:r>
@@ -1488,7 +1488,7 @@
           <w:color w:val="A02828"/>
           <w:sz w:val="20"/>
         </w:rPr>
-        <w:t>STI-306 Web Front-End</w:t>
+        <w:t>STI-311 Web Front-End</w:t>
       </w:r>
       <w:r>
         <w:rPr>
@@ -1510,7 +1510,7 @@
           <w:color w:val="A02828"/>
           <w:sz w:val="20"/>
         </w:rPr>
-        <w:t>STI-407 Web Back-End</w:t>
+        <w:t>STI-416 Web Back-End</w:t>
       </w:r>
       <w:r>
         <w:rPr>
@@ -1540,7 +1540,7 @@
           <w:color w:val="A02828"/>
           <w:sz w:val="20"/>
         </w:rPr>
-        <w:t>STI-505 Mobile App</w:t>
+        <w:t>STI-522 Mobile App</w:t>
       </w:r>
       <w:r>
         <w:rPr>
@@ -1556,7 +1556,7 @@
           <w:color w:val="A02828"/>
           <w:sz w:val="20"/>
         </w:rPr>
-        <w:t>STI-604 Platform Engineering</w:t>
+        <w:t>STI-627 Platform Engineering</w:t>
       </w:r>
       <w:r>
         <w:rPr>
@@ -1595,7 +1595,7 @@
           <w:color w:val="A02828"/>
           <w:sz w:val="20"/>
         </w:rPr>
-        <w:t>STC-05 SaaS Architecture</w:t>
+        <w:t>STC-702 SaaS Architecture</w:t>
       </w:r>
       <w:r>
         <w:rPr>
@@ -1678,23 +1678,23 @@
               <w:br/>
               <w:t>[SEM 7]  ├── FST-613 Pra-Skripsi / Seminar Proposal (2 SKS) ──┐</w:t>
               <w:br/>
-              <w:t xml:space="preserve">         ├── FST-610 Capstone Project FSTI (3 SKS) ───────────┼── STI-506 Manajemen Proyek TI [SEM 5]</w:t>
+              <w:t xml:space="preserve">         ├── FST-610 Capstone Project FSTI (3 SKS) ───────────┼── STI-523 Manajemen Proyek TI [SEM 5]</w:t>
               <w:br/>
               <w:t xml:space="preserve">         ├── FST-612 Praktik Kerja Lapangan / PKL (3 SKS) ────┤     │</w:t>
               <w:br/>
-              <w:t xml:space="preserve">         ├── STI-701 Inovasi Teknologi &amp; Startup (3 SKS) ─────┼── FST-611 Metodologi Penelitian [SEM 6]</w:t>
+              <w:t xml:space="preserve">         ├── STI-728 Inovasi Teknologi &amp; Startup (3 SKS) ─────┼── FST-611 Metodologi Penelitian [SEM 6]</w:t>
               <w:br/>
               <w:t xml:space="preserve">         │                                                    │     │</w:t>
               <w:br/>
               <w:t>[SEM 6]  ├── FST-611 Metodologi Penelitian (2 SKS) ───────────┴── MKU-204 Kewirausahaan I [SEM 2]</w:t>
               <w:br/>
-              <w:t xml:space="preserve">         └── STI-602 Smart City &amp; Pemerintahan Digital (2 SKS)</w:t>
+              <w:t xml:space="preserve">         └── STI-625 Smart City &amp; Pemerintahan Digital (2 SKS)</w:t>
               <w:br/>
               <w:t xml:space="preserve">               │</w:t>
               <w:br/>
               <w:t>[SEM 5]  ├── MKU-507 Kuliah Pengabdian Masyarakat / KPM (3 SKS)</w:t>
               <w:br/>
-              <w:t xml:space="preserve">         └── STI-506 Manajemen Proyek TI (3 SKS)</w:t>
+              <w:t xml:space="preserve">         └── STI-523 Manajemen Proyek TI (3 SKS)</w:t>
               <w:br/>
               <w:t xml:space="preserve">               │</w:t>
               <w:br/>
@@ -2077,7 +2077,7 @@
                 <w:color w:val="A02828"/>
                 <w:sz w:val="18"/>
               </w:rPr>
-              <w:t>STI-501</w:t>
+              <w:t>STI-519</w:t>
             </w:r>
           </w:p>
         </w:tc>
@@ -2104,7 +2104,7 @@
                 <w:color w:val="262626"/>
                 <w:sz w:val="19"/>
               </w:rPr>
-              <w:t>Deep Learning &amp; Neural Networks</w:t>
+              <w:t>Keamanan Informasi Lanjut</w:t>
             </w:r>
           </w:p>
         </w:tc>
@@ -2158,7 +2158,7 @@
                 <w:color w:val="262626"/>
                 <w:sz w:val="19"/>
               </w:rPr>
-              <w:t>+P</w:t>
+              <w:t>Teori</w:t>
             </w:r>
           </w:p>
         </w:tc>
@@ -2185,7 +2185,7 @@
                 <w:color w:val="A02828"/>
                 <w:sz w:val="18"/>
               </w:rPr>
-              <w:t>STI-401</w:t>
+              <w:t>STI-418</w:t>
             </w:r>
             <w:r>
               <w:rPr>
@@ -2193,7 +2193,7 @@
                 <w:color w:val="262626"/>
                 <w:sz w:val="19"/>
               </w:rPr>
-              <w:t xml:space="preserve"> Machine Learning</w:t>
+              <w:t xml:space="preserve"> Dasar Keamanan</w:t>
             </w:r>
           </w:p>
         </w:tc>
@@ -2220,7 +2220,7 @@
                 <w:color w:val="A02828"/>
                 <w:sz w:val="18"/>
               </w:rPr>
-              <w:t>STI-202</w:t>
+              <w:t>STI-312</w:t>
             </w:r>
             <w:r>
               <w:rPr>
@@ -2228,7 +2228,7 @@
                 <w:color w:val="262626"/>
                 <w:sz w:val="19"/>
               </w:rPr>
-              <w:t xml:space="preserve"> Aljabar Linear, </w:t>
+              <w:t xml:space="preserve"> Jarkom, </w:t>
             </w:r>
             <w:r>
               <w:rPr>
@@ -2236,7 +2236,7 @@
                 <w:color w:val="A02828"/>
                 <w:sz w:val="18"/>
               </w:rPr>
-              <w:t>FST-408</w:t>
+              <w:t>STB-501</w:t>
             </w:r>
             <w:r>
               <w:rPr>
@@ -2244,7 +2244,7 @@
                 <w:color w:val="262626"/>
                 <w:sz w:val="19"/>
               </w:rPr>
-              <w:t xml:space="preserve"> Probstat</w:t>
+              <w:t xml:space="preserve"> NetSec</w:t>
             </w:r>
           </w:p>
         </w:tc>
@@ -2340,7 +2340,7 @@
                 <w:color w:val="A02828"/>
                 <w:sz w:val="18"/>
               </w:rPr>
-              <w:t>STI-503</w:t>
+              <w:t>STI-520</w:t>
             </w:r>
           </w:p>
         </w:tc>
@@ -2448,7 +2448,7 @@
                 <w:color w:val="A02828"/>
                 <w:sz w:val="18"/>
               </w:rPr>
-              <w:t>STI-401</w:t>
+              <w:t>STI-413</w:t>
             </w:r>
             <w:r>
               <w:rPr>
@@ -2464,7 +2464,7 @@
                 <w:color w:val="A02828"/>
                 <w:sz w:val="18"/>
               </w:rPr>
-              <w:t>STI-402</w:t>
+              <w:t>STI-415</w:t>
             </w:r>
             <w:r>
               <w:rPr>
@@ -2515,7 +2515,7 @@
                 <w:color w:val="A02828"/>
                 <w:sz w:val="18"/>
               </w:rPr>
-              <w:t>STI-201</w:t>
+              <w:t>STI-204</w:t>
             </w:r>
             <w:r>
               <w:rPr>
@@ -2619,7 +2619,7 @@
                 <w:color w:val="A02828"/>
                 <w:sz w:val="18"/>
               </w:rPr>
-              <w:t>STI-504</w:t>
+              <w:t>STI-521</w:t>
             </w:r>
           </w:p>
         </w:tc>
@@ -2727,7 +2727,7 @@
                 <w:color w:val="A02828"/>
                 <w:sz w:val="18"/>
               </w:rPr>
-              <w:t>STI-307</w:t>
+              <w:t>STI-312</w:t>
             </w:r>
             <w:r>
               <w:rPr>
@@ -2743,7 +2743,7 @@
                 <w:color w:val="A02828"/>
                 <w:sz w:val="18"/>
               </w:rPr>
-              <w:t>STI-305</w:t>
+              <w:t>STI-310</w:t>
             </w:r>
             <w:r>
               <w:rPr>
@@ -2898,7 +2898,7 @@
                 <w:color w:val="A02828"/>
                 <w:sz w:val="18"/>
               </w:rPr>
-              <w:t>STI-505</w:t>
+              <w:t>STI-522</w:t>
             </w:r>
           </w:p>
         </w:tc>
@@ -3006,7 +3006,7 @@
                 <w:color w:val="A02828"/>
                 <w:sz w:val="18"/>
               </w:rPr>
-              <w:t>STI-306</w:t>
+              <w:t>STI-311</w:t>
             </w:r>
             <w:r>
               <w:rPr>
@@ -3022,7 +3022,7 @@
                 <w:color w:val="A02828"/>
                 <w:sz w:val="18"/>
               </w:rPr>
-              <w:t>STI-407</w:t>
+              <w:t>STI-416</w:t>
             </w:r>
             <w:r>
               <w:rPr>
@@ -3057,7 +3057,7 @@
                 <w:color w:val="A02828"/>
                 <w:sz w:val="18"/>
               </w:rPr>
-              <w:t>STI-303</w:t>
+              <w:t>STI-308</w:t>
             </w:r>
             <w:r>
               <w:rPr>
@@ -3161,7 +3161,7 @@
                 <w:color w:val="A02828"/>
                 <w:sz w:val="18"/>
               </w:rPr>
-              <w:t>STI-506</w:t>
+              <w:t>STI-523</w:t>
             </w:r>
           </w:p>
         </w:tc>
@@ -3269,7 +3269,7 @@
                 <w:color w:val="A02828"/>
                 <w:sz w:val="18"/>
               </w:rPr>
-              <w:t>STI-301</w:t>
+              <w:t>STI-306</w:t>
             </w:r>
             <w:r>
               <w:rPr>
@@ -3285,7 +3285,7 @@
                 <w:color w:val="A02828"/>
                 <w:sz w:val="18"/>
               </w:rPr>
-              <w:t>STI-304</w:t>
+              <w:t>STI-309</w:t>
             </w:r>
             <w:r>
               <w:rPr>
@@ -3424,7 +3424,7 @@
                 <w:color w:val="A02828"/>
                 <w:sz w:val="18"/>
               </w:rPr>
-              <w:t>STA-01</w:t>
+              <w:t>STA-501</w:t>
             </w:r>
           </w:p>
         </w:tc>
@@ -3541,7 +3541,7 @@
                 <w:color w:val="A02828"/>
                 <w:sz w:val="18"/>
               </w:rPr>
-              <w:t>STI-401</w:t>
+              <w:t>STI-413</w:t>
             </w:r>
             <w:r>
               <w:rPr>
@@ -3592,7 +3592,7 @@
                 <w:color w:val="A02828"/>
                 <w:sz w:val="18"/>
               </w:rPr>
-              <w:t>STI-302</w:t>
+              <w:t>STI-307</w:t>
             </w:r>
             <w:r>
               <w:rPr>
@@ -3696,7 +3696,7 @@
                 <w:color w:val="A02828"/>
                 <w:sz w:val="18"/>
               </w:rPr>
-              <w:t>STB-01</w:t>
+              <w:t>STB-501</w:t>
             </w:r>
           </w:p>
         </w:tc>
@@ -3813,7 +3813,7 @@
                 <w:color w:val="A02828"/>
                 <w:sz w:val="18"/>
               </w:rPr>
-              <w:t>STI-307</w:t>
+              <w:t>STI-312</w:t>
             </w:r>
             <w:r>
               <w:rPr>
@@ -3829,7 +3829,7 @@
                 <w:color w:val="A02828"/>
                 <w:sz w:val="18"/>
               </w:rPr>
-              <w:t>STI-405</w:t>
+              <w:t>STI-418</w:t>
             </w:r>
             <w:r>
               <w:rPr>
@@ -3864,7 +3864,7 @@
                 <w:color w:val="A02828"/>
                 <w:sz w:val="18"/>
               </w:rPr>
-              <w:t>STI-305</w:t>
+              <w:t>STI-310</w:t>
             </w:r>
             <w:r>
               <w:rPr>
@@ -3968,7 +3968,7 @@
                 <w:color w:val="A02828"/>
                 <w:sz w:val="18"/>
               </w:rPr>
-              <w:t>STC-01</w:t>
+              <w:t>STC-501</w:t>
             </w:r>
           </w:p>
         </w:tc>
@@ -4085,7 +4085,7 @@
                 <w:color w:val="A02828"/>
                 <w:sz w:val="18"/>
               </w:rPr>
-              <w:t>STI-303</w:t>
+              <w:t>STI-308</w:t>
             </w:r>
             <w:r>
               <w:rPr>
@@ -4120,7 +4120,7 @@
                 <w:color w:val="A02828"/>
                 <w:sz w:val="18"/>
               </w:rPr>
-              <w:t>STI-306</w:t>
+              <w:t>STI-311</w:t>
             </w:r>
             <w:r>
               <w:rPr>
@@ -4224,7 +4224,7 @@
                 <w:color w:val="A02828"/>
                 <w:sz w:val="18"/>
               </w:rPr>
-              <w:t>STI-601</w:t>
+              <w:t>STI-624</w:t>
             </w:r>
           </w:p>
         </w:tc>
@@ -4332,7 +4332,7 @@
                 <w:color w:val="A02828"/>
                 <w:sz w:val="18"/>
               </w:rPr>
-              <w:t>STI-501</w:t>
+              <w:t>STI-413</w:t>
             </w:r>
             <w:r>
               <w:rPr>
@@ -4340,7 +4340,7 @@
                 <w:color w:val="262626"/>
                 <w:sz w:val="19"/>
               </w:rPr>
-              <w:t xml:space="preserve"> DL, </w:t>
+              <w:t xml:space="preserve"> ML, </w:t>
             </w:r>
             <w:r>
               <w:rPr>
@@ -4348,7 +4348,7 @@
                 <w:color w:val="A02828"/>
                 <w:sz w:val="18"/>
               </w:rPr>
-              <w:t>STI-407</w:t>
+              <w:t>STI-416</w:t>
             </w:r>
             <w:r>
               <w:rPr>
@@ -4383,7 +4383,7 @@
                 <w:color w:val="A02828"/>
                 <w:sz w:val="18"/>
               </w:rPr>
-              <w:t>STI-403</w:t>
+              <w:t>STI-414</w:t>
             </w:r>
             <w:r>
               <w:rPr>
@@ -4399,7 +4399,7 @@
                 <w:color w:val="A02828"/>
                 <w:sz w:val="18"/>
               </w:rPr>
-              <w:t>STI-401</w:t>
+              <w:t>STI-307</w:t>
             </w:r>
             <w:r>
               <w:rPr>
@@ -4407,7 +4407,7 @@
                 <w:color w:val="262626"/>
                 <w:sz w:val="19"/>
               </w:rPr>
-              <w:t xml:space="preserve"> ML</w:t>
+              <w:t xml:space="preserve"> Cerdas</w:t>
             </w:r>
           </w:p>
         </w:tc>
@@ -4503,7 +4503,7 @@
                 <w:color w:val="A02828"/>
                 <w:sz w:val="18"/>
               </w:rPr>
-              <w:t>STI-602</w:t>
+              <w:t>STI-625</w:t>
             </w:r>
           </w:p>
         </w:tc>
@@ -4611,7 +4611,7 @@
                 <w:color w:val="A02828"/>
                 <w:sz w:val="18"/>
               </w:rPr>
-              <w:t>STI-504</w:t>
+              <w:t>STI-521</w:t>
             </w:r>
             <w:r>
               <w:rPr>
@@ -4646,7 +4646,7 @@
                 <w:color w:val="A02828"/>
                 <w:sz w:val="18"/>
               </w:rPr>
-              <w:t>STI-301</w:t>
+              <w:t>STI-306</w:t>
             </w:r>
             <w:r>
               <w:rPr>
@@ -4662,7 +4662,7 @@
                 <w:color w:val="A02828"/>
                 <w:sz w:val="18"/>
               </w:rPr>
-              <w:t>STI-404</w:t>
+              <w:t>STI-417</w:t>
             </w:r>
             <w:r>
               <w:rPr>
@@ -4766,7 +4766,7 @@
                 <w:color w:val="A02828"/>
                 <w:sz w:val="18"/>
               </w:rPr>
-              <w:t>STI-603</w:t>
+              <w:t>STI-626</w:t>
             </w:r>
           </w:p>
         </w:tc>
@@ -4793,7 +4793,7 @@
                 <w:color w:val="262626"/>
                 <w:sz w:val="19"/>
               </w:rPr>
-              <w:t>Keamanan Informasi Lanjut</w:t>
+              <w:t>Deep Learning &amp; Neural Networks</w:t>
             </w:r>
           </w:p>
         </w:tc>
@@ -4847,7 +4847,7 @@
                 <w:color w:val="262626"/>
                 <w:sz w:val="19"/>
               </w:rPr>
-              <w:t>Teori</w:t>
+              <w:t>+P</w:t>
             </w:r>
           </w:p>
         </w:tc>
@@ -4874,7 +4874,7 @@
                 <w:color w:val="A02828"/>
                 <w:sz w:val="18"/>
               </w:rPr>
-              <w:t>STI-405</w:t>
+              <w:t>STI-413</w:t>
             </w:r>
             <w:r>
               <w:rPr>
@@ -4882,7 +4882,7 @@
                 <w:color w:val="262626"/>
                 <w:sz w:val="19"/>
               </w:rPr>
-              <w:t xml:space="preserve"> Dasar Keamanan</w:t>
+              <w:t xml:space="preserve"> Machine Learning</w:t>
             </w:r>
           </w:p>
         </w:tc>
@@ -4909,7 +4909,7 @@
                 <w:color w:val="A02828"/>
                 <w:sz w:val="18"/>
               </w:rPr>
-              <w:t>STI-307</w:t>
+              <w:t>STI-205</w:t>
             </w:r>
             <w:r>
               <w:rPr>
@@ -4917,7 +4917,7 @@
                 <w:color w:val="262626"/>
                 <w:sz w:val="19"/>
               </w:rPr>
-              <w:t xml:space="preserve"> Jarkom, </w:t>
+              <w:t xml:space="preserve"> Aljabar Linear, </w:t>
             </w:r>
             <w:r>
               <w:rPr>
@@ -4925,7 +4925,7 @@
                 <w:color w:val="A02828"/>
                 <w:sz w:val="18"/>
               </w:rPr>
-              <w:t>STB-01</w:t>
+              <w:t>FST-408</w:t>
             </w:r>
             <w:r>
               <w:rPr>
@@ -4933,7 +4933,7 @@
                 <w:color w:val="262626"/>
                 <w:sz w:val="19"/>
               </w:rPr>
-              <w:t xml:space="preserve"> NetSec</w:t>
+              <w:t xml:space="preserve"> Probstat</w:t>
             </w:r>
           </w:p>
         </w:tc>
@@ -5029,7 +5029,7 @@
                 <w:color w:val="A02828"/>
                 <w:sz w:val="18"/>
               </w:rPr>
-              <w:t>STI-604</w:t>
+              <w:t>STI-627</w:t>
             </w:r>
           </w:p>
         </w:tc>
@@ -5137,7 +5137,7 @@
                 <w:color w:val="A02828"/>
                 <w:sz w:val="18"/>
               </w:rPr>
-              <w:t>STI-407</w:t>
+              <w:t>STI-416</w:t>
             </w:r>
             <w:r>
               <w:rPr>
@@ -5172,7 +5172,7 @@
                 <w:color w:val="A02828"/>
                 <w:sz w:val="18"/>
               </w:rPr>
-              <w:t>STI-404</w:t>
+              <w:t>STI-417</w:t>
             </w:r>
             <w:r>
               <w:rPr>
@@ -5188,7 +5188,7 @@
                 <w:color w:val="A02828"/>
                 <w:sz w:val="18"/>
               </w:rPr>
-              <w:t>STI-304</w:t>
+              <w:t>STI-309</w:t>
             </w:r>
             <w:r>
               <w:rPr>
@@ -5540,7 +5540,7 @@
                 <w:color w:val="A02828"/>
                 <w:sz w:val="18"/>
               </w:rPr>
-              <w:t>STA-02</w:t>
+              <w:t>STA-601</w:t>
             </w:r>
           </w:p>
         </w:tc>
@@ -5657,7 +5657,7 @@
                 <w:color w:val="A02828"/>
                 <w:sz w:val="18"/>
               </w:rPr>
-              <w:t>STI-202</w:t>
+              <w:t>STI-205</w:t>
             </w:r>
             <w:r>
               <w:rPr>
@@ -5812,7 +5812,7 @@
                 <w:color w:val="A02828"/>
                 <w:sz w:val="18"/>
               </w:rPr>
-              <w:t>STA-03</w:t>
+              <w:t>STA-602</w:t>
             </w:r>
           </w:p>
         </w:tc>
@@ -5929,7 +5929,7 @@
                 <w:color w:val="A02828"/>
                 <w:sz w:val="18"/>
               </w:rPr>
-              <w:t>STI-302</w:t>
+              <w:t>STI-307</w:t>
             </w:r>
             <w:r>
               <w:rPr>
@@ -5945,7 +5945,7 @@
                 <w:color w:val="A02828"/>
                 <w:sz w:val="18"/>
               </w:rPr>
-              <w:t>STI-401</w:t>
+              <w:t>STI-413</w:t>
             </w:r>
             <w:r>
               <w:rPr>
@@ -5980,7 +5980,7 @@
                 <w:color w:val="A02828"/>
                 <w:sz w:val="18"/>
               </w:rPr>
-              <w:t>STI-201</w:t>
+              <w:t>STI-204</w:t>
             </w:r>
             <w:r>
               <w:rPr>
@@ -6084,7 +6084,7 @@
                 <w:color w:val="A02828"/>
                 <w:sz w:val="18"/>
               </w:rPr>
-              <w:t>STB-02</w:t>
+              <w:t>STB-601</w:t>
             </w:r>
           </w:p>
         </w:tc>
@@ -6201,7 +6201,7 @@
                 <w:color w:val="A02828"/>
                 <w:sz w:val="18"/>
               </w:rPr>
-              <w:t>STI-404</w:t>
+              <w:t>STI-417</w:t>
             </w:r>
             <w:r>
               <w:rPr>
@@ -6236,7 +6236,7 @@
                 <w:color w:val="A02828"/>
                 <w:sz w:val="18"/>
               </w:rPr>
-              <w:t>STI-305</w:t>
+              <w:t>STI-310</w:t>
             </w:r>
             <w:r>
               <w:rPr>
@@ -6252,7 +6252,7 @@
                 <w:color w:val="A02828"/>
                 <w:sz w:val="18"/>
               </w:rPr>
-              <w:t>STI-407</w:t>
+              <w:t>STI-416</w:t>
             </w:r>
             <w:r>
               <w:rPr>
@@ -6356,7 +6356,7 @@
                 <w:color w:val="A02828"/>
                 <w:sz w:val="18"/>
               </w:rPr>
-              <w:t>STB-03</w:t>
+              <w:t>STB-602</w:t>
             </w:r>
           </w:p>
         </w:tc>
@@ -6473,7 +6473,7 @@
                 <w:color w:val="A02828"/>
                 <w:sz w:val="18"/>
               </w:rPr>
-              <w:t>STI-405</w:t>
+              <w:t>STI-418</w:t>
             </w:r>
             <w:r>
               <w:rPr>
@@ -6508,7 +6508,7 @@
                 <w:color w:val="A02828"/>
                 <w:sz w:val="18"/>
               </w:rPr>
-              <w:t>STI-307</w:t>
+              <w:t>STI-312</w:t>
             </w:r>
             <w:r>
               <w:rPr>
@@ -6524,7 +6524,7 @@
                 <w:color w:val="A02828"/>
                 <w:sz w:val="18"/>
               </w:rPr>
-              <w:t>STB-01</w:t>
+              <w:t>STB-501</w:t>
             </w:r>
             <w:r>
               <w:rPr>
@@ -6628,7 +6628,7 @@
                 <w:color w:val="A02828"/>
                 <w:sz w:val="18"/>
               </w:rPr>
-              <w:t>STC-02</w:t>
+              <w:t>STC-601</w:t>
             </w:r>
           </w:p>
         </w:tc>
@@ -6745,7 +6745,7 @@
                 <w:color w:val="A02828"/>
                 <w:sz w:val="18"/>
               </w:rPr>
-              <w:t>STI-301</w:t>
+              <w:t>STI-306</w:t>
             </w:r>
             <w:r>
               <w:rPr>
@@ -6780,7 +6780,7 @@
                 <w:color w:val="A02828"/>
                 <w:sz w:val="18"/>
               </w:rPr>
-              <w:t>STI-304</w:t>
+              <w:t>STI-309</w:t>
             </w:r>
             <w:r>
               <w:rPr>
@@ -6884,7 +6884,7 @@
                 <w:color w:val="A02828"/>
                 <w:sz w:val="18"/>
               </w:rPr>
-              <w:t>STC-03</w:t>
+              <w:t>STC-602</w:t>
             </w:r>
           </w:p>
         </w:tc>
@@ -7001,7 +7001,7 @@
                 <w:color w:val="A02828"/>
                 <w:sz w:val="18"/>
               </w:rPr>
-              <w:t>STI-407</w:t>
+              <w:t>STI-416</w:t>
             </w:r>
             <w:r>
               <w:rPr>
@@ -7017,7 +7017,7 @@
                 <w:color w:val="A02828"/>
                 <w:sz w:val="18"/>
               </w:rPr>
-              <w:t>STI-306</w:t>
+              <w:t>STI-311</w:t>
             </w:r>
             <w:r>
               <w:rPr>
@@ -7052,7 +7052,7 @@
                 <w:color w:val="A02828"/>
                 <w:sz w:val="18"/>
               </w:rPr>
-              <w:t>STI-505</w:t>
+              <w:t>STI-522</w:t>
             </w:r>
             <w:r>
               <w:rPr>
@@ -7156,7 +7156,7 @@
                 <w:color w:val="A02828"/>
                 <w:sz w:val="18"/>
               </w:rPr>
-              <w:t>STI-701</w:t>
+              <w:t>STI-728</w:t>
             </w:r>
           </w:p>
         </w:tc>
@@ -7264,7 +7264,7 @@
                 <w:color w:val="A02828"/>
                 <w:sz w:val="18"/>
               </w:rPr>
-              <w:t>STI-604</w:t>
+              <w:t>STI-627</w:t>
             </w:r>
             <w:r>
               <w:rPr>
@@ -7315,7 +7315,7 @@
                 <w:color w:val="A02828"/>
                 <w:sz w:val="18"/>
               </w:rPr>
-              <w:t>STI-506</w:t>
+              <w:t>STI-523</w:t>
             </w:r>
             <w:r>
               <w:rPr>
@@ -7527,7 +7527,7 @@
                 <w:color w:val="A02828"/>
                 <w:sz w:val="18"/>
               </w:rPr>
-              <w:t>STI-506</w:t>
+              <w:t>STI-523</w:t>
             </w:r>
             <w:r>
               <w:rPr>
@@ -8155,7 +8155,7 @@
                 <w:color w:val="A02828"/>
                 <w:sz w:val="18"/>
               </w:rPr>
-              <w:t>STA-04</w:t>
+              <w:t>STA-701</w:t>
             </w:r>
           </w:p>
         </w:tc>
@@ -8272,7 +8272,7 @@
                 <w:color w:val="A02828"/>
                 <w:sz w:val="18"/>
               </w:rPr>
-              <w:t>STI-501</w:t>
+              <w:t>STI-626</w:t>
             </w:r>
             <w:r>
               <w:rPr>
@@ -8288,7 +8288,7 @@
                 <w:color w:val="A02828"/>
                 <w:sz w:val="18"/>
               </w:rPr>
-              <w:t>STI-404</w:t>
+              <w:t>STI-417</w:t>
             </w:r>
             <w:r>
               <w:rPr>
@@ -8323,7 +8323,7 @@
                 <w:color w:val="A02828"/>
                 <w:sz w:val="18"/>
               </w:rPr>
-              <w:t>STA-01</w:t>
+              <w:t>STA-501</w:t>
             </w:r>
             <w:r>
               <w:rPr>
@@ -8339,7 +8339,7 @@
                 <w:color w:val="A02828"/>
                 <w:sz w:val="18"/>
               </w:rPr>
-              <w:t>STI-401</w:t>
+              <w:t>STI-413</w:t>
             </w:r>
             <w:r>
               <w:rPr>
@@ -8443,7 +8443,7 @@
                 <w:color w:val="A02828"/>
                 <w:sz w:val="18"/>
               </w:rPr>
-              <w:t>STA-05</w:t>
+              <w:t>STA-702</w:t>
             </w:r>
           </w:p>
         </w:tc>
@@ -8560,7 +8560,7 @@
                 <w:color w:val="A02828"/>
                 <w:sz w:val="18"/>
               </w:rPr>
-              <w:t>STI-403</w:t>
+              <w:t>STI-414</w:t>
             </w:r>
             <w:r>
               <w:rPr>
@@ -8576,7 +8576,7 @@
                 <w:color w:val="A02828"/>
                 <w:sz w:val="18"/>
               </w:rPr>
-              <w:t>STI-501</w:t>
+              <w:t>STI-626</w:t>
             </w:r>
             <w:r>
               <w:rPr>
@@ -8611,7 +8611,7 @@
                 <w:color w:val="A02828"/>
                 <w:sz w:val="18"/>
               </w:rPr>
-              <w:t>STI-601</w:t>
+              <w:t>STI-624</w:t>
             </w:r>
             <w:r>
               <w:rPr>
@@ -8715,7 +8715,7 @@
                 <w:color w:val="A02828"/>
                 <w:sz w:val="18"/>
               </w:rPr>
-              <w:t>STA-06</w:t>
+              <w:t>STA-703</w:t>
             </w:r>
           </w:p>
         </w:tc>
@@ -8832,7 +8832,7 @@
                 <w:color w:val="A02828"/>
                 <w:sz w:val="18"/>
               </w:rPr>
-              <w:t>STI-501</w:t>
+              <w:t>STI-626</w:t>
             </w:r>
             <w:r>
               <w:rPr>
@@ -8848,7 +8848,7 @@
                 <w:color w:val="A02828"/>
                 <w:sz w:val="18"/>
               </w:rPr>
-              <w:t>STI-504</w:t>
+              <w:t>STI-521</w:t>
             </w:r>
             <w:r>
               <w:rPr>
@@ -8883,7 +8883,7 @@
                 <w:color w:val="A02828"/>
                 <w:sz w:val="18"/>
               </w:rPr>
-              <w:t>STI-401</w:t>
+              <w:t>STI-413</w:t>
             </w:r>
             <w:r>
               <w:rPr>
@@ -8987,7 +8987,7 @@
                 <w:color w:val="A02828"/>
                 <w:sz w:val="18"/>
               </w:rPr>
-              <w:t>STB-04</w:t>
+              <w:t>STB-701</w:t>
             </w:r>
           </w:p>
         </w:tc>
@@ -9104,7 +9104,7 @@
                 <w:color w:val="A02828"/>
                 <w:sz w:val="18"/>
               </w:rPr>
-              <w:t>STI-301</w:t>
+              <w:t>STI-306</w:t>
             </w:r>
             <w:r>
               <w:rPr>
@@ -9155,7 +9155,7 @@
                 <w:color w:val="A02828"/>
                 <w:sz w:val="18"/>
               </w:rPr>
-              <w:t>STI-506</w:t>
+              <w:t>STI-523</w:t>
             </w:r>
             <w:r>
               <w:rPr>
@@ -9259,7 +9259,7 @@
                 <w:color w:val="A02828"/>
                 <w:sz w:val="18"/>
               </w:rPr>
-              <w:t>STB-05</w:t>
+              <w:t>STB-702</w:t>
             </w:r>
           </w:p>
         </w:tc>
@@ -9376,7 +9376,7 @@
                 <w:color w:val="A02828"/>
                 <w:sz w:val="18"/>
               </w:rPr>
-              <w:t>STI-404</w:t>
+              <w:t>STI-417</w:t>
             </w:r>
             <w:r>
               <w:rPr>
@@ -9392,7 +9392,7 @@
                 <w:color w:val="A02828"/>
                 <w:sz w:val="18"/>
               </w:rPr>
-              <w:t>STI-603</w:t>
+              <w:t>STI-519</w:t>
             </w:r>
             <w:r>
               <w:rPr>
@@ -9427,7 +9427,7 @@
                 <w:color w:val="A02828"/>
                 <w:sz w:val="18"/>
               </w:rPr>
-              <w:t>STI-201</w:t>
+              <w:t>STI-204</w:t>
             </w:r>
             <w:r>
               <w:rPr>
@@ -9531,7 +9531,7 @@
                 <w:color w:val="A02828"/>
                 <w:sz w:val="18"/>
               </w:rPr>
-              <w:t>STB-06</w:t>
+              <w:t>STB-703</w:t>
             </w:r>
           </w:p>
         </w:tc>
@@ -9648,7 +9648,7 @@
                 <w:color w:val="A02828"/>
                 <w:sz w:val="18"/>
               </w:rPr>
-              <w:t>STB-02</w:t>
+              <w:t>STB-601</w:t>
             </w:r>
             <w:r>
               <w:rPr>
@@ -9664,7 +9664,7 @@
                 <w:color w:val="A02828"/>
                 <w:sz w:val="18"/>
               </w:rPr>
-              <w:t>STI-404</w:t>
+              <w:t>STI-417</w:t>
             </w:r>
             <w:r>
               <w:rPr>
@@ -9699,7 +9699,7 @@
                 <w:color w:val="A02828"/>
                 <w:sz w:val="18"/>
               </w:rPr>
-              <w:t>STI-305</w:t>
+              <w:t>STI-310</w:t>
             </w:r>
             <w:r>
               <w:rPr>
@@ -9803,7 +9803,7 @@
                 <w:color w:val="A02828"/>
                 <w:sz w:val="18"/>
               </w:rPr>
-              <w:t>STC-04</w:t>
+              <w:t>STC-701</w:t>
             </w:r>
           </w:p>
         </w:tc>
@@ -9920,7 +9920,7 @@
                 <w:color w:val="A02828"/>
                 <w:sz w:val="18"/>
               </w:rPr>
-              <w:t>STI-303</w:t>
+              <w:t>STI-308</w:t>
             </w:r>
             <w:r>
               <w:rPr>
@@ -9936,7 +9936,7 @@
                 <w:color w:val="A02828"/>
                 <w:sz w:val="18"/>
               </w:rPr>
-              <w:t>STI-306</w:t>
+              <w:t>STI-311</w:t>
             </w:r>
             <w:r>
               <w:rPr>
@@ -10067,7 +10067,7 @@
                 <w:color w:val="A02828"/>
                 <w:sz w:val="18"/>
               </w:rPr>
-              <w:t>STC-05</w:t>
+              <w:t>STC-702</w:t>
             </w:r>
           </w:p>
         </w:tc>
@@ -10184,7 +10184,7 @@
                 <w:color w:val="A02828"/>
                 <w:sz w:val="18"/>
               </w:rPr>
-              <w:t>STI-604</w:t>
+              <w:t>STI-627</w:t>
             </w:r>
             <w:r>
               <w:rPr>
@@ -10200,7 +10200,7 @@
                 <w:color w:val="A02828"/>
                 <w:sz w:val="18"/>
               </w:rPr>
-              <w:t>STI-404</w:t>
+              <w:t>STI-417</w:t>
             </w:r>
             <w:r>
               <w:rPr>
@@ -10235,7 +10235,7 @@
                 <w:color w:val="A02828"/>
                 <w:sz w:val="18"/>
               </w:rPr>
-              <w:t>STI-407</w:t>
+              <w:t>STI-416</w:t>
             </w:r>
             <w:r>
               <w:rPr>
@@ -10339,7 +10339,7 @@
                 <w:color w:val="A02828"/>
                 <w:sz w:val="18"/>
               </w:rPr>
-              <w:t>STC-06</w:t>
+              <w:t>STC-703</w:t>
             </w:r>
           </w:p>
         </w:tc>
@@ -10456,7 +10456,7 @@
                 <w:color w:val="A02828"/>
                 <w:sz w:val="18"/>
               </w:rPr>
-              <w:t>STI-701</w:t>
+              <w:t>STI-728</w:t>
             </w:r>
             <w:r>
               <w:rPr>
@@ -10472,7 +10472,7 @@
                 <w:color w:val="A02828"/>
                 <w:sz w:val="18"/>
               </w:rPr>
-              <w:t>STI-303</w:t>
+              <w:t>STI-308</w:t>
             </w:r>
             <w:r>
               <w:rPr>
